--- a/Thời khóa biểu giáo viên/Thời khóa biểu - Nguyễn Thị Ánh (Ánh NV).docx
+++ b/Thời khóa biểu giáo viên/Thời khóa biểu - Nguyễn Thị Ánh (Ánh NV).docx
@@ -240,9 +240,7 @@
                 <w:rFonts w:ascii="Times New Roman" w:hAnsi="Times New Roman"/>
                 <w:sz w:val="26"/>
               </w:rPr>
-              <w:t>GDĐP</w:t>
-              <w:br/>
-              <w:t>(7A1)</w:t>
+              <w:t>GDĐP (7A1)</w:t>
             </w:r>
           </w:p>
         </w:tc>
@@ -265,9 +263,7 @@
                 <w:rFonts w:ascii="Times New Roman" w:hAnsi="Times New Roman"/>
                 <w:sz w:val="26"/>
               </w:rPr>
-              <w:t>Văn</w:t>
-              <w:br/>
-              <w:t>(7A1)</w:t>
+              <w:t>Văn (7A1)</w:t>
             </w:r>
           </w:p>
         </w:tc>
@@ -384,9 +380,7 @@
                 <w:rFonts w:ascii="Times New Roman" w:hAnsi="Times New Roman"/>
                 <w:sz w:val="26"/>
               </w:rPr>
-              <w:t>Văn</w:t>
-              <w:br/>
-              <w:t>(8A1)</w:t>
+              <w:t>Văn (8A1)</w:t>
             </w:r>
           </w:p>
         </w:tc>
@@ -429,9 +423,7 @@
                 <w:rFonts w:ascii="Times New Roman" w:hAnsi="Times New Roman"/>
                 <w:sz w:val="26"/>
               </w:rPr>
-              <w:t>Văn</w:t>
-              <w:br/>
-              <w:t>(8A1)</w:t>
+              <w:t>Văn (8A1)</w:t>
             </w:r>
           </w:p>
         </w:tc>
@@ -454,9 +446,7 @@
                 <w:rFonts w:ascii="Times New Roman" w:hAnsi="Times New Roman"/>
                 <w:sz w:val="26"/>
               </w:rPr>
-              <w:t>Văn</w:t>
-              <w:br/>
-              <w:t>(7A1)</w:t>
+              <w:t>Văn (7A1)</w:t>
             </w:r>
           </w:p>
         </w:tc>
@@ -473,9 +463,7 @@
                 <w:rFonts w:ascii="Times New Roman" w:hAnsi="Times New Roman"/>
                 <w:sz w:val="26"/>
               </w:rPr>
-              <w:t>Văn</w:t>
-              <w:br/>
-              <w:t>(8A1)</w:t>
+              <w:t>Văn (8A1)</w:t>
             </w:r>
           </w:p>
         </w:tc>
@@ -518,9 +506,7 @@
                 <w:rFonts w:ascii="Times New Roman" w:hAnsi="Times New Roman"/>
                 <w:sz w:val="26"/>
               </w:rPr>
-              <w:t>Văn</w:t>
-              <w:br/>
-              <w:t>(8A1)</w:t>
+              <w:t>Văn (8A1)</w:t>
             </w:r>
           </w:p>
         </w:tc>
@@ -537,9 +523,7 @@
                 <w:rFonts w:ascii="Times New Roman" w:hAnsi="Times New Roman"/>
                 <w:sz w:val="26"/>
               </w:rPr>
-              <w:t>Văn</w:t>
-              <w:br/>
-              <w:t>(7A1)</w:t>
+              <w:t>Văn (7A1)</w:t>
             </w:r>
           </w:p>
         </w:tc>
@@ -556,9 +540,7 @@
                 <w:rFonts w:ascii="Times New Roman" w:hAnsi="Times New Roman"/>
                 <w:sz w:val="26"/>
               </w:rPr>
-              <w:t>Đọc sách</w:t>
-              <w:br/>
-              <w:t>(8A1)</w:t>
+              <w:t>Đọc sách (8A1)</w:t>
             </w:r>
           </w:p>
         </w:tc>
@@ -575,9 +557,7 @@
                 <w:rFonts w:ascii="Times New Roman" w:hAnsi="Times New Roman"/>
                 <w:sz w:val="26"/>
               </w:rPr>
-              <w:t>GDĐP</w:t>
-              <w:br/>
-              <w:t>(8A1)</w:t>
+              <w:t>GDĐP (8A1)</w:t>
             </w:r>
           </w:p>
         </w:tc>
@@ -594,9 +574,7 @@
                 <w:rFonts w:ascii="Times New Roman" w:hAnsi="Times New Roman"/>
                 <w:sz w:val="26"/>
               </w:rPr>
-              <w:t>Văn</w:t>
-              <w:br/>
-              <w:t>(8A1)</w:t>
+              <w:t>Văn (8A1)</w:t>
             </w:r>
           </w:p>
         </w:tc>
@@ -655,9 +633,7 @@
                 <w:rFonts w:ascii="Times New Roman" w:hAnsi="Times New Roman"/>
                 <w:sz w:val="26"/>
               </w:rPr>
-              <w:t>Văn</w:t>
-              <w:br/>
-              <w:t>(7A1)</w:t>
+              <w:t>Văn (7A1)</w:t>
             </w:r>
           </w:p>
         </w:tc>
@@ -680,9 +656,7 @@
                 <w:rFonts w:ascii="Times New Roman" w:hAnsi="Times New Roman"/>
                 <w:sz w:val="26"/>
               </w:rPr>
-              <w:t>Văn</w:t>
-              <w:br/>
-              <w:t>(8A1)</w:t>
+              <w:t>Văn (8A1)</w:t>
             </w:r>
           </w:p>
         </w:tc>
@@ -787,9 +761,7 @@
                 <w:rFonts w:ascii="Times New Roman" w:hAnsi="Times New Roman"/>
                 <w:sz w:val="26"/>
               </w:rPr>
-              <w:t>Văn</w:t>
-              <w:br/>
-              <w:t>(8A1)</w:t>
+              <w:t>Văn (8A1)</w:t>
             </w:r>
           </w:p>
         </w:tc>
@@ -812,9 +784,7 @@
                 <w:rFonts w:ascii="Times New Roman" w:hAnsi="Times New Roman"/>
                 <w:sz w:val="26"/>
               </w:rPr>
-              <w:t>Văn</w:t>
-              <w:br/>
-              <w:t>(7A1)</w:t>
+              <w:t>Văn (7A1)</w:t>
             </w:r>
           </w:p>
         </w:tc>
@@ -831,9 +801,7 @@
                 <w:rFonts w:ascii="Times New Roman" w:hAnsi="Times New Roman"/>
                 <w:sz w:val="26"/>
               </w:rPr>
-              <w:t>Văn</w:t>
-              <w:br/>
-              <w:t>(7A1)</w:t>
+              <w:t>Văn (7A1)</w:t>
             </w:r>
           </w:p>
         </w:tc>
@@ -870,9 +838,7 @@
                 <w:rFonts w:ascii="Times New Roman" w:hAnsi="Times New Roman"/>
                 <w:sz w:val="26"/>
               </w:rPr>
-              <w:t>GDĐP</w:t>
-              <w:br/>
-              <w:t>(6A1)</w:t>
+              <w:t>GDĐP (6A1)</w:t>
             </w:r>
           </w:p>
         </w:tc>
@@ -889,9 +855,7 @@
                 <w:rFonts w:ascii="Times New Roman" w:hAnsi="Times New Roman"/>
                 <w:sz w:val="26"/>
               </w:rPr>
-              <w:t>Văn</w:t>
-              <w:br/>
-              <w:t>(8A1)</w:t>
+              <w:t>Văn (8A1)</w:t>
             </w:r>
           </w:p>
         </w:tc>
@@ -908,9 +872,7 @@
                 <w:rFonts w:ascii="Times New Roman" w:hAnsi="Times New Roman"/>
                 <w:sz w:val="26"/>
               </w:rPr>
-              <w:t>Đọc sách</w:t>
-              <w:br/>
-              <w:t>(7A1)</w:t>
+              <w:t>Đọc sách (7A1)</w:t>
             </w:r>
           </w:p>
         </w:tc>
@@ -927,9 +889,7 @@
                 <w:rFonts w:ascii="Times New Roman" w:hAnsi="Times New Roman"/>
                 <w:sz w:val="26"/>
               </w:rPr>
-              <w:t>Văn</w:t>
-              <w:br/>
-              <w:t>(7A1)</w:t>
+              <w:t>Văn (7A1)</w:t>
             </w:r>
           </w:p>
         </w:tc>
@@ -946,9 +906,7 @@
                 <w:rFonts w:ascii="Times New Roman" w:hAnsi="Times New Roman"/>
                 <w:sz w:val="26"/>
               </w:rPr>
-              <w:t>Văn</w:t>
-              <w:br/>
-              <w:t>(7A1)</w:t>
+              <w:t>Văn (7A1)</w:t>
             </w:r>
           </w:p>
         </w:tc>
